--- a/02_定制简历库/博西家电(BSH)/采购实习生-塑料部件分析（南京）（项目采购）/文雪_山东大学_博西家电(BSH)_采购实习生-塑料部件分析（南京）.docx
+++ b/02_定制简历库/博西家电(BSH)/采购实习生-塑料部件分析（南京）（项目采购）/文雪_山东大学_博西家电(BSH)_采购实习生-塑料部件分析（南京）.docx
@@ -241,7 +241,7 @@
                 <w:b w:val="0"/>
                 <w:sz w:val="21"/>
               </w:rPr>
-              <w:t>18658249341 ｜ 2631217547@qq.com ｜ 济南</w:t>
+              <w:t>18658249341 ｜ 2631217547@qq.com ｜ 共青团员 ｜ 济南</w:t>
             </w:r>
           </w:p>
         </w:tc>
@@ -1170,7 +1170,7 @@
         <w:gridCol w:w="4416"/>
         <w:gridCol w:w="2693"/>
         <w:gridCol w:w="2755"/>
-        <w:gridCol w:w="908"/>
+        <w:gridCol w:w="880"/>
       </w:tblGrid>
       <w:tr>
         <w:trPr>
@@ -1201,15 +1201,26 @@
             <w:pPr>
               <w:spacing w:line="290" w:lineRule="atLeast"/>
               <w:rPr>
-                <w:rFonts w:ascii="宋体" w:eastAsia="宋体" w:hAnsi="宋体"/>
-              </w:rPr>
-            </w:pPr>
-            <w:r>
-              <w:rPr>
-                <w:rFonts w:ascii="宋体" w:eastAsia="宋体" w:hAnsi="宋体"/>
-                <w:b/>
-              </w:rPr>
-              <w:t>实践经历</w:t>
+                <w:rFonts w:ascii="Times New Roman" w:hAnsi="Times New Roman" w:hint="default"/>
+                <w:b/>
+                <w:bCs/>
+              </w:rPr>
+            </w:pPr>
+            <w:r>
+              <w:rPr>
+                <w:rFonts w:ascii="Times New Roman" w:eastAsia="宋体" w:hAnsi="Times New Roman" w:cs="宋体"/>
+                <w:b/>
+                <w:bCs/>
+              </w:rPr>
+              <w:t>项目</w:t>
+            </w:r>
+            <w:r>
+              <w:rPr>
+                <w:rFonts w:ascii="Times New Roman" w:eastAsia="宋体" w:hAnsi="Times New Roman" w:cs="宋体"/>
+                <w:b/>
+                <w:bCs/>
+              </w:rPr>
+              <w:t>经历</w:t>
             </w:r>
           </w:p>
         </w:tc>
@@ -1217,7 +1228,7 @@
       <w:tr>
         <w:trPr>
           <w:gridAfter w:val="1"/>
-          <w:wAfter w:w="908" w:type="dxa"/>
+          <w:wAfter w:w="880" w:type="dxa"/>
           <w:jc w:val="center"/>
         </w:trPr>
         <w:tc>
@@ -1241,7 +1252,7 @@
             <w:pPr>
               <w:spacing w:line="290" w:lineRule="atLeast"/>
               <w:rPr>
-                <w:rFonts w:hint="default"/>
+                <w:rFonts w:ascii="Times New Roman" w:hAnsi="Times New Roman" w:hint="default"/>
                 <w:sz w:val="21"/>
               </w:rPr>
             </w:pPr>
@@ -1269,20 +1280,18 @@
             <w:pPr>
               <w:spacing w:line="290" w:lineRule="atLeast"/>
               <w:rPr>
-                <w:rFonts w:hint="default"/>
+                <w:rFonts w:ascii="Times New Roman" w:hAnsi="Times New Roman" w:hint="default"/>
+                <w:sz w:val="21"/>
+              </w:rPr>
+            </w:pPr>
+            <w:r>
+              <w:rPr>
+                <w:rFonts w:ascii="Times New Roman" w:eastAsia="宋体" w:hAnsi="Times New Roman" w:cs="宋体"/>
                 <w:b/>
                 <w:bCs/>
                 <w:sz w:val="21"/>
               </w:rPr>
-            </w:pPr>
-            <w:r>
-              <w:rPr>
-                <w:rFonts w:ascii="Times New Roman" w:eastAsia="宋体" w:hAnsi="Times New Roman" w:cs="宋体"/>
-                <w:b/>
-                <w:bCs/>
-                <w:sz w:val="21"/>
-              </w:rPr>
-              <w:t>山东鱼跃尚成教育有限责任公司</w:t>
+              <w:t>社区团购自提点选址与配送路径优化</w:t>
             </w:r>
           </w:p>
         </w:tc>
@@ -1301,7 +1310,7 @@
             <w:pPr>
               <w:spacing w:line="290" w:lineRule="atLeast"/>
               <w:rPr>
-                <w:rFonts w:hint="default"/>
+                <w:rFonts w:ascii="Times New Roman" w:eastAsia="等线" w:hAnsi="Times New Roman" w:hint="default"/>
                 <w:b/>
                 <w:bCs/>
                 <w:sz w:val="21"/>
@@ -1314,7 +1323,7 @@
                 <w:bCs/>
                 <w:sz w:val="21"/>
               </w:rPr>
-              <w:t>项目助理（兼职）</w:t>
+              <w:t>个人课程项目</w:t>
             </w:r>
           </w:p>
         </w:tc>
@@ -1346,7 +1355,7 @@
                 <w:bCs/>
                 <w:sz w:val="21"/>
               </w:rPr>
-              <w:t>2026.04 - 2026.07</w:t>
+              <w:t>2026.03-2026.06</w:t>
             </w:r>
           </w:p>
         </w:tc>
@@ -1354,7 +1363,7 @@
       <w:tr>
         <w:trPr>
           <w:gridAfter w:val="1"/>
-          <w:wAfter w:w="908" w:type="dxa"/>
+          <w:wAfter w:w="880" w:type="dxa"/>
           <w:jc w:val="center"/>
         </w:trPr>
         <w:tc>
@@ -1406,7 +1415,7 @@
             <w:pPr>
               <w:numPr>
                 <w:ilvl w:val="0"/>
-                <w:numId w:val="6"/>
+                <w:numId w:val="9"/>
               </w:numPr>
               <w:spacing w:line="290" w:lineRule="atLeast"/>
               <w:rPr>
@@ -1419,55 +1428,13 @@
                 <w:rFonts w:ascii="Times New Roman" w:eastAsia="宋体" w:hAnsi="Times New Roman" w:cs="宋体"/>
                 <w:sz w:val="21"/>
               </w:rPr>
-              <w:t>材料统筹：统筹</w:t>
+              <w:t>问题建模：针对老龄化小区自提点布局零散、配送效率低的痛点，将年龄分层服务半径与电梯等待时间纳入选址</w:t>
             </w:r>
             <w:r>
               <w:rPr>
                 <w:rFonts w:ascii="Times New Roman" w:eastAsia="宋体" w:hAnsi="Times New Roman" w:cs="宋体" w:hint="default"/>
                 <w:sz w:val="21"/>
               </w:rPr>
-              <w:t>200+</w:t>
-            </w:r>
-            <w:r>
-              <w:rPr>
-                <w:rFonts w:ascii="Times New Roman" w:eastAsia="宋体" w:hAnsi="Times New Roman" w:cs="宋体"/>
-                <w:sz w:val="21"/>
-              </w:rPr>
-              <w:t>份申报材料全流程管理，用</w:t>
-            </w:r>
-            <w:r>
-              <w:rPr>
-                <w:rFonts w:ascii="Times New Roman" w:eastAsia="宋体" w:hAnsi="Times New Roman" w:cs="宋体" w:hint="default"/>
-                <w:sz w:val="21"/>
-              </w:rPr>
-              <w:t>Excel</w:t>
-            </w:r>
-            <w:r>
-              <w:rPr>
-                <w:rFonts w:ascii="Times New Roman" w:eastAsia="宋体" w:hAnsi="Times New Roman" w:cs="宋体"/>
-                <w:sz w:val="21"/>
-              </w:rPr>
-              <w:t>搭建分类台账，建立</w:t>
-            </w:r>
-            <w:r>
-              <w:rPr>
-                <w:rFonts w:ascii="Times New Roman" w:eastAsia="宋体" w:hAnsi="Times New Roman" w:cs="宋体"/>
-                <w:sz w:val="21"/>
-              </w:rPr>
-              <w:t>“</w:t>
-            </w:r>
-            <w:r>
-              <w:rPr>
-                <w:rFonts w:ascii="Times New Roman" w:eastAsia="宋体" w:hAnsi="Times New Roman" w:cs="宋体"/>
-                <w:sz w:val="21"/>
-              </w:rPr>
-              <w:t>录入</w:t>
-            </w:r>
-            <w:r>
-              <w:rPr>
-                <w:rFonts w:ascii="Times New Roman" w:eastAsia="宋体" w:hAnsi="Times New Roman" w:cs="宋体" w:hint="default"/>
-                <w:sz w:val="21"/>
-              </w:rPr>
               <w:t>-</w:t>
             </w:r>
             <w:r>
@@ -1475,42 +1442,14 @@
                 <w:rFonts w:ascii="Times New Roman" w:eastAsia="宋体" w:hAnsi="Times New Roman" w:cs="宋体"/>
                 <w:sz w:val="21"/>
               </w:rPr>
-              <w:t>核对</w:t>
-            </w:r>
-            <w:r>
-              <w:rPr>
-                <w:rFonts w:ascii="Times New Roman" w:eastAsia="宋体" w:hAnsi="Times New Roman" w:cs="宋体" w:hint="default"/>
-                <w:sz w:val="21"/>
-              </w:rPr>
-              <w:t>-</w:t>
-            </w:r>
-            <w:r>
-              <w:rPr>
-                <w:rFonts w:ascii="Times New Roman" w:eastAsia="宋体" w:hAnsi="Times New Roman" w:cs="宋体"/>
-                <w:sz w:val="21"/>
-              </w:rPr>
-              <w:t>提交</w:t>
-            </w:r>
-            <w:r>
-              <w:rPr>
-                <w:rFonts w:ascii="Times New Roman" w:eastAsia="宋体" w:hAnsi="Times New Roman" w:cs="宋体"/>
-                <w:sz w:val="21"/>
-              </w:rPr>
-              <w:t>”</w:t>
-            </w:r>
-            <w:r>
-              <w:rPr>
-                <w:rFonts w:ascii="Times New Roman" w:eastAsia="宋体" w:hAnsi="Times New Roman" w:cs="宋体"/>
-                <w:sz w:val="21"/>
-              </w:rPr>
-              <w:t>三级校验机制，实现零差错提交</w:t>
+              <w:t>路径优化模型</w:t>
             </w:r>
           </w:p>
           <w:p>
             <w:pPr>
               <w:numPr>
                 <w:ilvl w:val="0"/>
-                <w:numId w:val="6"/>
+                <w:numId w:val="9"/>
               </w:numPr>
               <w:spacing w:line="290" w:lineRule="atLeast"/>
               <w:rPr>
@@ -1523,7 +1462,202 @@
                 <w:rFonts w:ascii="Times New Roman" w:eastAsia="宋体" w:hAnsi="Times New Roman" w:cs="宋体"/>
                 <w:sz w:val="21"/>
               </w:rPr>
-              <w:t>流程优化：梳理并标准化资料审核与报批流程，与各方同步进度，按月汇总数据形成工作小结，提升整体执行效率</w:t>
+              <w:t>方案求解：基于</w:t>
+            </w:r>
+            <w:r>
+              <w:rPr>
+                <w:rFonts w:ascii="Times New Roman" w:eastAsia="宋体" w:hAnsi="Times New Roman" w:cs="宋体" w:hint="default"/>
+                <w:sz w:val="21"/>
+              </w:rPr>
+              <w:t>15</w:t>
+            </w:r>
+            <w:r>
+              <w:rPr>
+                <w:rFonts w:ascii="Times New Roman" w:eastAsia="宋体" w:hAnsi="Times New Roman" w:cs="宋体"/>
+                <w:sz w:val="21"/>
+              </w:rPr>
+              <w:t>个候选点位、日均</w:t>
+            </w:r>
+            <w:r>
+              <w:rPr>
+                <w:rFonts w:ascii="Times New Roman" w:eastAsia="宋体" w:hAnsi="Times New Roman" w:cs="宋体" w:hint="default"/>
+                <w:sz w:val="21"/>
+              </w:rPr>
+              <w:t>345</w:t>
+            </w:r>
+            <w:r>
+              <w:rPr>
+                <w:rFonts w:ascii="Times New Roman" w:eastAsia="宋体" w:hAnsi="Times New Roman" w:cs="宋体"/>
+                <w:sz w:val="21"/>
+              </w:rPr>
+              <w:t>单数据，用</w:t>
+            </w:r>
+            <w:r>
+              <w:rPr>
+                <w:rFonts w:ascii="Times New Roman" w:eastAsia="宋体" w:hAnsi="Times New Roman" w:cs="宋体" w:hint="default"/>
+                <w:sz w:val="21"/>
+              </w:rPr>
+              <w:t>Python</w:t>
+            </w:r>
+            <w:r>
+              <w:rPr>
+                <w:rFonts w:ascii="Times New Roman" w:eastAsia="宋体" w:hAnsi="Times New Roman" w:cs="宋体"/>
+                <w:sz w:val="21"/>
+              </w:rPr>
+              <w:t>设计</w:t>
+            </w:r>
+            <w:r>
+              <w:rPr>
+                <w:rFonts w:ascii="Times New Roman" w:eastAsia="宋体" w:hAnsi="Times New Roman" w:cs="宋体"/>
+                <w:sz w:val="21"/>
+              </w:rPr>
+              <w:t>“</w:t>
+            </w:r>
+            <w:r>
+              <w:rPr>
+                <w:rFonts w:ascii="Times New Roman" w:eastAsia="宋体" w:hAnsi="Times New Roman" w:cs="宋体" w:hint="default"/>
+                <w:sz w:val="21"/>
+              </w:rPr>
+              <w:t>2</w:t>
+            </w:r>
+            <w:r>
+              <w:rPr>
+                <w:rFonts w:ascii="Times New Roman" w:eastAsia="宋体" w:hAnsi="Times New Roman" w:cs="宋体"/>
+                <w:sz w:val="21"/>
+              </w:rPr>
+              <w:t>核心点</w:t>
+            </w:r>
+            <w:r>
+              <w:rPr>
+                <w:rFonts w:ascii="Times New Roman" w:eastAsia="宋体" w:hAnsi="Times New Roman" w:cs="宋体" w:hint="default"/>
+                <w:sz w:val="21"/>
+              </w:rPr>
+              <w:t>+4</w:t>
+            </w:r>
+            <w:r>
+              <w:rPr>
+                <w:rFonts w:ascii="Times New Roman" w:eastAsia="宋体" w:hAnsi="Times New Roman" w:cs="宋体"/>
+                <w:sz w:val="21"/>
+              </w:rPr>
+              <w:t>动态临时点</w:t>
+            </w:r>
+            <w:r>
+              <w:rPr>
+                <w:rFonts w:ascii="Times New Roman" w:eastAsia="宋体" w:hAnsi="Times New Roman" w:cs="宋体"/>
+                <w:sz w:val="21"/>
+              </w:rPr>
+              <w:t>”</w:t>
+            </w:r>
+            <w:r>
+              <w:rPr>
+                <w:rFonts w:ascii="Times New Roman" w:eastAsia="宋体" w:hAnsi="Times New Roman" w:cs="宋体"/>
+                <w:sz w:val="21"/>
+              </w:rPr>
+              <w:t>弹性布局方案</w:t>
+            </w:r>
+          </w:p>
+          <w:p>
+            <w:pPr>
+              <w:numPr>
+                <w:ilvl w:val="0"/>
+                <w:numId w:val="9"/>
+              </w:numPr>
+              <w:spacing w:line="290" w:lineRule="atLeast"/>
+              <w:rPr>
+                <w:rFonts w:ascii="Times New Roman" w:eastAsia="宋体" w:hAnsi="Times New Roman" w:cs="宋体" w:hint="default"/>
+                <w:sz w:val="21"/>
+              </w:rPr>
+            </w:pPr>
+            <w:r>
+              <w:rPr>
+                <w:rFonts w:ascii="Times New Roman" w:eastAsia="宋体" w:hAnsi="Times New Roman" w:cs="宋体"/>
+                <w:sz w:val="21"/>
+              </w:rPr>
+              <w:t>成果验证：模型测算总成本降低</w:t>
+            </w:r>
+            <w:r>
+              <w:rPr>
+                <w:rFonts w:ascii="Times New Roman" w:eastAsia="宋体" w:hAnsi="Times New Roman" w:cs="宋体" w:hint="default"/>
+                <w:sz w:val="21"/>
+              </w:rPr>
+              <w:t>18.7%</w:t>
+            </w:r>
+            <w:r>
+              <w:rPr>
+                <w:rFonts w:ascii="Times New Roman" w:eastAsia="宋体" w:hAnsi="Times New Roman" w:cs="宋体"/>
+                <w:sz w:val="21"/>
+              </w:rPr>
+              <w:t>，老年覆盖率</w:t>
+            </w:r>
+            <w:r>
+              <w:rPr>
+                <w:rFonts w:ascii="Times New Roman" w:eastAsia="宋体" w:hAnsi="Times New Roman" w:cs="宋体" w:hint="default"/>
+                <w:sz w:val="21"/>
+              </w:rPr>
+              <w:t>53.4%</w:t>
+            </w:r>
+            <w:r>
+              <w:rPr>
+                <w:rFonts w:ascii="Times New Roman" w:eastAsia="宋体" w:hAnsi="Times New Roman" w:cs="宋体"/>
+                <w:sz w:val="21"/>
+              </w:rPr>
+              <w:t>→</w:t>
+            </w:r>
+            <w:r>
+              <w:rPr>
+                <w:rFonts w:ascii="Times New Roman" w:eastAsia="宋体" w:hAnsi="Times New Roman" w:cs="宋体" w:hint="default"/>
+                <w:sz w:val="21"/>
+              </w:rPr>
+              <w:t>87.3%</w:t>
+            </w:r>
+            <w:r>
+              <w:rPr>
+                <w:rFonts w:ascii="Times New Roman" w:eastAsia="宋体" w:hAnsi="Times New Roman" w:cs="宋体"/>
+                <w:sz w:val="21"/>
+              </w:rPr>
+              <w:t>，配送时长缩短</w:t>
+            </w:r>
+            <w:r>
+              <w:rPr>
+                <w:rFonts w:ascii="Times New Roman" w:eastAsia="宋体" w:hAnsi="Times New Roman" w:cs="宋体" w:hint="default"/>
+                <w:sz w:val="21"/>
+              </w:rPr>
+              <w:t>22.3%</w:t>
+            </w:r>
+            <w:r>
+              <w:rPr>
+                <w:rFonts w:ascii="Times New Roman" w:eastAsia="宋体" w:hAnsi="Times New Roman" w:cs="宋体"/>
+                <w:sz w:val="21"/>
+              </w:rPr>
+              <w:t>，可响应周末</w:t>
+            </w:r>
+            <w:r>
+              <w:rPr>
+                <w:rFonts w:ascii="Times New Roman" w:eastAsia="宋体" w:hAnsi="Times New Roman" w:cs="宋体" w:hint="default"/>
+                <w:sz w:val="21"/>
+              </w:rPr>
+              <w:t>29.9%</w:t>
+            </w:r>
+            <w:r>
+              <w:rPr>
+                <w:rFonts w:ascii="Times New Roman" w:eastAsia="宋体" w:hAnsi="Times New Roman" w:cs="宋体"/>
+                <w:sz w:val="21"/>
+              </w:rPr>
+              <w:t>、促销日</w:t>
+            </w:r>
+            <w:r>
+              <w:rPr>
+                <w:rFonts w:ascii="Times New Roman" w:eastAsia="宋体" w:hAnsi="Times New Roman" w:cs="宋体" w:hint="default"/>
+                <w:sz w:val="21"/>
+              </w:rPr>
+              <w:t>50.7%</w:t>
+            </w:r>
+            <w:r>
+              <w:rPr>
+                <w:rFonts w:ascii="Times New Roman" w:eastAsia="宋体" w:hAnsi="Times New Roman" w:cs="宋体"/>
+                <w:sz w:val="21"/>
+              </w:rPr>
+              <w:t>的需求波动</w:t>
             </w:r>
           </w:p>
         </w:tc>
@@ -1531,7 +1665,7 @@
       <w:tr>
         <w:trPr>
           <w:gridAfter w:val="1"/>
-          <w:wAfter w:w="908" w:type="dxa"/>
+          <w:wAfter w:w="880" w:type="dxa"/>
           <w:jc w:val="center"/>
         </w:trPr>
         <w:tc>
@@ -1555,7 +1689,7 @@
             <w:pPr>
               <w:spacing w:line="290" w:lineRule="atLeast"/>
               <w:rPr>
-                <w:rFonts w:hint="default"/>
+                <w:rFonts w:ascii="Times New Roman" w:hAnsi="Times New Roman" w:hint="default"/>
                 <w:sz w:val="21"/>
               </w:rPr>
             </w:pPr>
@@ -1583,20 +1717,18 @@
             <w:pPr>
               <w:spacing w:line="290" w:lineRule="atLeast"/>
               <w:rPr>
-                <w:rFonts w:hint="default"/>
+                <w:rFonts w:ascii="Times New Roman" w:hAnsi="Times New Roman" w:hint="default"/>
+                <w:sz w:val="21"/>
+              </w:rPr>
+            </w:pPr>
+            <w:r>
+              <w:rPr>
+                <w:rFonts w:ascii="Times New Roman" w:eastAsia="宋体" w:hAnsi="Times New Roman" w:cs="宋体"/>
                 <w:b/>
                 <w:bCs/>
                 <w:sz w:val="21"/>
               </w:rPr>
-            </w:pPr>
-            <w:r>
-              <w:rPr>
-                <w:rFonts w:ascii="Times New Roman" w:eastAsia="宋体" w:hAnsi="Times New Roman" w:cs="宋体"/>
-                <w:b/>
-                <w:bCs/>
-                <w:sz w:val="21"/>
-              </w:rPr>
-              <w:t>瑞幸咖啡</w:t>
+              <w:t>银行营销客户分层与转化分析</w:t>
             </w:r>
           </w:p>
         </w:tc>
@@ -1615,7 +1747,7 @@
             <w:pPr>
               <w:spacing w:line="290" w:lineRule="atLeast"/>
               <w:rPr>
-                <w:rFonts w:hint="default"/>
+                <w:rFonts w:ascii="Times New Roman" w:eastAsia="等线" w:hAnsi="Times New Roman" w:hint="default"/>
                 <w:b/>
                 <w:bCs/>
                 <w:sz w:val="21"/>
@@ -1628,7 +1760,7 @@
                 <w:bCs/>
                 <w:sz w:val="21"/>
               </w:rPr>
-              <w:t>咖啡师（兼职）</w:t>
+              <w:t>个人课程项目</w:t>
             </w:r>
           </w:p>
         </w:tc>
@@ -1660,7 +1792,25 @@
                 <w:bCs/>
                 <w:sz w:val="21"/>
               </w:rPr>
-              <w:t>2023.07 - 2023.09</w:t>
+              <w:t>2026.04</w:t>
+            </w:r>
+            <w:r>
+              <w:rPr>
+                <w:rFonts w:ascii="Times New Roman" w:eastAsia="宋体" w:hAnsi="Times New Roman" w:cs="宋体"/>
+                <w:b/>
+                <w:bCs/>
+                <w:sz w:val="21"/>
+              </w:rPr>
+              <w:t>—</w:t>
+            </w:r>
+            <w:r>
+              <w:rPr>
+                <w:rFonts w:ascii="Times New Roman" w:eastAsia="宋体" w:hAnsi="Times New Roman" w:cs="宋体"/>
+                <w:b/>
+                <w:bCs/>
+                <w:sz w:val="21"/>
+              </w:rPr>
+              <w:t>2026.06</w:t>
             </w:r>
           </w:p>
         </w:tc>
@@ -1668,7 +1818,7 @@
       <w:tr>
         <w:trPr>
           <w:gridAfter w:val="1"/>
-          <w:wAfter w:w="908" w:type="dxa"/>
+          <w:wAfter w:w="880" w:type="dxa"/>
           <w:jc w:val="center"/>
         </w:trPr>
         <w:tc>
@@ -1720,7 +1870,7 @@
             <w:pPr>
               <w:numPr>
                 <w:ilvl w:val="0"/>
-                <w:numId w:val="6"/>
+                <w:numId w:val="9"/>
               </w:numPr>
               <w:spacing w:line="290" w:lineRule="atLeast"/>
               <w:rPr>
@@ -1733,14 +1883,42 @@
                 <w:rFonts w:ascii="Times New Roman" w:eastAsia="宋体" w:hAnsi="Times New Roman" w:cs="宋体"/>
                 <w:sz w:val="21"/>
               </w:rPr>
-              <w:t>库存管理：落实门店原辅料日盘与效期管理流程，每日核对食材有效期并打印失效单据，保持库存账实一致</w:t>
+              <w:t>数据清洗：基于</w:t>
+            </w:r>
+            <w:r>
+              <w:rPr>
+                <w:rFonts w:ascii="Times New Roman" w:eastAsia="宋体" w:hAnsi="Times New Roman" w:cs="宋体" w:hint="default"/>
+                <w:sz w:val="21"/>
+              </w:rPr>
+              <w:t>45211</w:t>
+            </w:r>
+            <w:r>
+              <w:rPr>
+                <w:rFonts w:ascii="Times New Roman" w:eastAsia="宋体" w:hAnsi="Times New Roman" w:cs="宋体"/>
+                <w:sz w:val="21"/>
+              </w:rPr>
+              <w:t>条葡萄牙银行真实营销数据，用</w:t>
+            </w:r>
+            <w:r>
+              <w:rPr>
+                <w:rFonts w:ascii="Times New Roman" w:eastAsia="宋体" w:hAnsi="Times New Roman" w:cs="宋体" w:hint="default"/>
+                <w:sz w:val="21"/>
+              </w:rPr>
+              <w:t>R</w:t>
+            </w:r>
+            <w:r>
+              <w:rPr>
+                <w:rFonts w:ascii="Times New Roman" w:eastAsia="宋体" w:hAnsi="Times New Roman" w:cs="宋体"/>
+                <w:sz w:val="21"/>
+              </w:rPr>
+              <w:t>完成缺失值与异常值清洗，对年龄、职业、营销频次等字段做多维度分层统计</w:t>
             </w:r>
           </w:p>
           <w:p>
             <w:pPr>
               <w:numPr>
                 <w:ilvl w:val="0"/>
-                <w:numId w:val="6"/>
+                <w:numId w:val="9"/>
               </w:numPr>
               <w:spacing w:line="290" w:lineRule="atLeast"/>
               <w:rPr>
@@ -1753,7 +1931,292 @@
                 <w:rFonts w:ascii="Times New Roman" w:eastAsia="宋体" w:hAnsi="Times New Roman" w:cs="宋体"/>
                 <w:sz w:val="21"/>
               </w:rPr>
-              <w:t>需求准备：依据销售消耗规律提醒仓库解冻备货、同步门店补货需求，降低物料损耗与缺货风险</w:t>
+              <w:t>可视化分析：独立绘制帕累托图、相关性热力图、订阅转化率瀑布图，识别高价值客群特征与营销流失关键环节</w:t>
+            </w:r>
+          </w:p>
+          <w:p>
+            <w:pPr>
+              <w:numPr>
+                <w:ilvl w:val="0"/>
+                <w:numId w:val="9"/>
+              </w:numPr>
+              <w:spacing w:line="290" w:lineRule="atLeast"/>
+              <w:rPr>
+                <w:rFonts w:ascii="Times New Roman" w:eastAsia="宋体" w:hAnsi="Times New Roman" w:cs="宋体" w:hint="default"/>
+                <w:sz w:val="21"/>
+              </w:rPr>
+            </w:pPr>
+            <w:r>
+              <w:rPr>
+                <w:rFonts w:ascii="Times New Roman" w:eastAsia="宋体" w:hAnsi="Times New Roman" w:cs="宋体"/>
+                <w:sz w:val="21"/>
+              </w:rPr>
+              <w:t>洞察输出：为客户分群与营销资源分配提供数据支撑，独立交付完整分析报告</w:t>
+            </w:r>
+          </w:p>
+        </w:tc>
+      </w:tr>
+      <w:tr>
+        <w:trPr>
+          <w:gridAfter w:val="1"/>
+          <w:wAfter w:w="880" w:type="dxa"/>
+          <w:jc w:val="center"/>
+        </w:trPr>
+        <w:tc>
+          <w:tcPr>
+            <w:tcW w:w="695" w:type="dxa"/>
+            <w:tcBorders>
+              <w:top w:val="nil"/>
+              <w:left w:val="nil"/>
+              <w:bottom w:val="nil"/>
+              <w:right w:val="nil"/>
+            </w:tcBorders>
+            <w:tcMar>
+              <w:top w:w="0" w:type="dxa"/>
+              <w:left w:w="113" w:type="dxa"/>
+              <w:bottom w:w="0" w:type="dxa"/>
+              <w:right w:w="85" w:type="dxa"/>
+            </w:tcMar>
+            <w:vAlign w:val="center"/>
+          </w:tcPr>
+          <w:p>
+            <w:pPr>
+              <w:spacing w:line="290" w:lineRule="atLeast"/>
+              <w:rPr>
+                <w:rFonts w:ascii="Times New Roman" w:hAnsi="Times New Roman" w:hint="default"/>
+                <w:sz w:val="21"/>
+              </w:rPr>
+            </w:pPr>
+          </w:p>
+        </w:tc>
+        <w:tc>
+          <w:tcPr>
+            <w:tcW w:w="4600" w:type="dxa"/>
+            <w:gridSpan w:val="2"/>
+            <w:tcBorders>
+              <w:top w:val="nil"/>
+              <w:left w:val="nil"/>
+              <w:bottom w:val="nil"/>
+              <w:right w:val="nil"/>
+            </w:tcBorders>
+            <w:tcMar>
+              <w:top w:w="0" w:type="dxa"/>
+              <w:left w:w="85" w:type="dxa"/>
+              <w:bottom w:w="0" w:type="dxa"/>
+              <w:right w:w="85" w:type="dxa"/>
+            </w:tcMar>
+            <w:vAlign w:val="center"/>
+          </w:tcPr>
+          <w:p>
+            <w:pPr>
+              <w:spacing w:line="290" w:lineRule="atLeast"/>
+              <w:rPr>
+                <w:rFonts w:ascii="Times New Roman" w:hAnsi="Times New Roman" w:hint="default"/>
+                <w:sz w:val="21"/>
+              </w:rPr>
+            </w:pPr>
+            <w:r>
+              <w:rPr>
+                <w:rFonts w:ascii="Times New Roman" w:eastAsia="宋体" w:hAnsi="Times New Roman" w:cs="宋体"/>
+                <w:b/>
+                <w:bCs/>
+                <w:sz w:val="21"/>
+              </w:rPr>
+              <w:t>ERP</w:t>
+            </w:r>
+            <w:r>
+              <w:rPr>
+                <w:rFonts w:ascii="Times New Roman" w:eastAsia="宋体" w:hAnsi="Times New Roman" w:cs="宋体"/>
+                <w:b/>
+                <w:bCs/>
+                <w:sz w:val="21"/>
+              </w:rPr>
+              <w:t>供应链全流程模拟操作</w:t>
+            </w:r>
+          </w:p>
+        </w:tc>
+        <w:tc>
+          <w:tcPr>
+            <w:tcW w:w="2693" w:type="dxa"/>
+            <w:tcBorders>
+              <w:top w:val="nil"/>
+              <w:left w:val="nil"/>
+              <w:bottom w:val="nil"/>
+              <w:right w:val="nil"/>
+            </w:tcBorders>
+            <w:vAlign w:val="center"/>
+          </w:tcPr>
+          <w:p>
+            <w:pPr>
+              <w:spacing w:line="290" w:lineRule="atLeast"/>
+              <w:rPr>
+                <w:rFonts w:ascii="Times New Roman" w:eastAsia="等线" w:hAnsi="Times New Roman" w:hint="default"/>
+                <w:b/>
+                <w:bCs/>
+                <w:sz w:val="21"/>
+              </w:rPr>
+            </w:pPr>
+            <w:r>
+              <w:rPr>
+                <w:rFonts w:ascii="Times New Roman" w:eastAsia="宋体" w:hAnsi="Times New Roman" w:cs="宋体"/>
+                <w:b/>
+                <w:bCs/>
+                <w:sz w:val="21"/>
+              </w:rPr>
+              <w:t>课程实验・账套主管</w:t>
+            </w:r>
+          </w:p>
+        </w:tc>
+        <w:tc>
+          <w:tcPr>
+            <w:tcW w:w="2755" w:type="dxa"/>
+            <w:tcBorders>
+              <w:top w:val="nil"/>
+              <w:left w:val="nil"/>
+              <w:bottom w:val="nil"/>
+              <w:right w:val="nil"/>
+            </w:tcBorders>
+            <w:vAlign w:val="center"/>
+          </w:tcPr>
+          <w:p>
+            <w:pPr>
+              <w:spacing w:line="290" w:lineRule="atLeast"/>
+              <w:rPr>
+                <w:rFonts w:ascii="Times New Roman" w:eastAsia="等线" w:hAnsi="Times New Roman" w:hint="default"/>
+                <w:b/>
+                <w:bCs/>
+                <w:sz w:val="21"/>
+              </w:rPr>
+            </w:pPr>
+            <w:r>
+              <w:rPr>
+                <w:rFonts w:ascii="Times New Roman" w:eastAsia="宋体" w:hAnsi="Times New Roman" w:cs="宋体"/>
+                <w:b/>
+                <w:bCs/>
+                <w:sz w:val="21"/>
+              </w:rPr>
+              <w:t>2025.03-2025.07</w:t>
+            </w:r>
+          </w:p>
+        </w:tc>
+      </w:tr>
+      <w:tr>
+        <w:trPr>
+          <w:gridAfter w:val="1"/>
+          <w:wAfter w:w="880" w:type="dxa"/>
+          <w:jc w:val="center"/>
+        </w:trPr>
+        <w:tc>
+          <w:tcPr>
+            <w:tcW w:w="695" w:type="dxa"/>
+            <w:tcBorders>
+              <w:top w:val="nil"/>
+              <w:left w:val="nil"/>
+              <w:bottom w:val="nil"/>
+              <w:right w:val="nil"/>
+            </w:tcBorders>
+            <w:tcMar>
+              <w:top w:w="0" w:type="dxa"/>
+              <w:left w:w="113" w:type="dxa"/>
+              <w:bottom w:w="0" w:type="dxa"/>
+              <w:right w:w="85" w:type="dxa"/>
+            </w:tcMar>
+            <w:vAlign w:val="center"/>
+          </w:tcPr>
+          <w:p>
+            <w:pPr>
+              <w:spacing w:line="290" w:lineRule="atLeast"/>
+              <w:rPr>
+                <w:rFonts w:ascii="Times New Roman" w:hAnsi="Times New Roman" w:hint="default"/>
+                <w:sz w:val="21"/>
+              </w:rPr>
+            </w:pPr>
+          </w:p>
+        </w:tc>
+        <w:tc>
+          <w:tcPr>
+            <w:tcW w:w="10048" w:type="dxa"/>
+            <w:gridSpan w:val="4"/>
+            <w:tcBorders>
+              <w:top w:val="nil"/>
+              <w:left w:val="nil"/>
+              <w:bottom w:val="nil"/>
+              <w:right w:val="nil"/>
+            </w:tcBorders>
+            <w:tcMar>
+              <w:top w:w="0" w:type="dxa"/>
+              <w:left w:w="85" w:type="dxa"/>
+              <w:bottom w:w="0" w:type="dxa"/>
+              <w:right w:w="85" w:type="dxa"/>
+            </w:tcMar>
+            <w:vAlign w:val="center"/>
+          </w:tcPr>
+          <w:p>
+            <w:pPr>
+              <w:numPr>
+                <w:ilvl w:val="0"/>
+                <w:numId w:val="9"/>
+              </w:numPr>
+              <w:spacing w:line="290" w:lineRule="atLeast"/>
+              <w:rPr>
+                <w:rFonts w:ascii="Times New Roman" w:eastAsia="宋体" w:hAnsi="Times New Roman" w:cs="宋体" w:hint="default"/>
+                <w:sz w:val="21"/>
+              </w:rPr>
+            </w:pPr>
+            <w:r>
+              <w:rPr>
+                <w:rFonts w:ascii="Times New Roman" w:eastAsia="宋体" w:hAnsi="Times New Roman" w:cs="宋体"/>
+                <w:sz w:val="21"/>
+              </w:rPr>
+              <w:t>全流程实操：以账套主管角色使用用友</w:t>
+            </w:r>
+            <w:r>
+              <w:rPr>
+                <w:rFonts w:ascii="Times New Roman" w:eastAsia="宋体" w:hAnsi="Times New Roman" w:cs="宋体" w:hint="default"/>
+                <w:sz w:val="21"/>
+              </w:rPr>
+              <w:t>U8+</w:t>
+            </w:r>
+            <w:r>
+              <w:rPr>
+                <w:rFonts w:ascii="Times New Roman" w:eastAsia="宋体" w:hAnsi="Times New Roman" w:cs="宋体"/>
+                <w:sz w:val="21"/>
+              </w:rPr>
+              <w:t>，以模拟箱包贸易企业为对象，独立完成采购订单→到货入库→销售订单→发货出库→库存调拨→盘点→存货核算→收付款凭证全流程操作</w:t>
+            </w:r>
+          </w:p>
+          <w:p>
+            <w:pPr>
+              <w:numPr>
+                <w:ilvl w:val="0"/>
+                <w:numId w:val="9"/>
+              </w:numPr>
+              <w:spacing w:line="290" w:lineRule="atLeast"/>
+              <w:rPr>
+                <w:rFonts w:ascii="Times New Roman" w:eastAsia="宋体" w:hAnsi="Times New Roman" w:cs="宋体" w:hint="default"/>
+                <w:sz w:val="21"/>
+              </w:rPr>
+            </w:pPr>
+            <w:r>
+              <w:rPr>
+                <w:rFonts w:ascii="Times New Roman" w:eastAsia="宋体" w:hAnsi="Times New Roman" w:cs="宋体"/>
+                <w:sz w:val="21"/>
+              </w:rPr>
+              <w:t>模块联动：掌握采购、销售、库存、存货、财务五大模块间的数据流转与单据联动逻辑，理解</w:t>
+            </w:r>
+            <w:r>
+              <w:rPr>
+                <w:rFonts w:ascii="Times New Roman" w:eastAsia="宋体" w:hAnsi="Times New Roman" w:cs="宋体" w:hint="default"/>
+                <w:sz w:val="21"/>
+              </w:rPr>
+              <w:t>ERP</w:t>
+            </w:r>
+            <w:r>
+              <w:rPr>
+                <w:rFonts w:ascii="Times New Roman" w:eastAsia="宋体" w:hAnsi="Times New Roman" w:cs="宋体"/>
+                <w:sz w:val="21"/>
+              </w:rPr>
+              <w:t>系统中供应链业务从订单到核算的标准化运作机制</w:t>
             </w:r>
           </w:p>
         </w:tc>
@@ -1787,34 +2250,58 @@
             <w:pPr>
               <w:spacing w:line="290" w:lineRule="atLeast"/>
               <w:rPr>
-                <w:rFonts w:ascii="Times New Roman" w:hAnsi="Times New Roman" w:hint="default"/>
-                <w:b/>
-                <w:bCs/>
-              </w:rPr>
-            </w:pPr>
-            <w:r>
-              <w:rPr>
-                <w:rFonts w:ascii="Times New Roman" w:eastAsia="宋体" w:hAnsi="Times New Roman" w:cs="宋体"/>
-                <w:b/>
-                <w:bCs/>
-              </w:rPr>
-              <w:t>项目</w:t>
-            </w:r>
-            <w:r>
-              <w:rPr>
-                <w:rFonts w:ascii="Times New Roman" w:eastAsia="宋体" w:hAnsi="Times New Roman" w:cs="宋体"/>
-                <w:b/>
-                <w:bCs/>
-              </w:rPr>
-              <w:t>经历</w:t>
+                <w:rFonts w:ascii="宋体" w:eastAsia="宋体" w:hAnsi="宋体"/>
+              </w:rPr>
+            </w:pPr>
+            <w:r>
+              <w:rPr>
+                <w:rFonts w:ascii="宋体" w:eastAsia="宋体" w:hAnsi="宋体"/>
+                <w:b/>
+              </w:rPr>
+              <w:t>实践经历</w:t>
             </w:r>
           </w:p>
         </w:tc>
       </w:tr>
+    </w:tbl>
+    <w:p>
+      <w:pPr>
+        <w:spacing w:line="290" w:lineRule="atLeast"/>
+        <w:rPr>
+          <w:rFonts w:hint="default"/>
+          <w:vanish/>
+        </w:rPr>
+      </w:pPr>
+    </w:p>
+    <w:p>
+      <w:pPr>
+        <w:spacing w:line="290" w:lineRule="atLeast"/>
+        <w:rPr>
+          <w:rFonts w:hint="default"/>
+          <w:vanish/>
+          <w:sz w:val="21"/>
+        </w:rPr>
+      </w:pPr>
+    </w:p>
+    <w:tbl>
+      <w:tblPr>
+        <w:tblW w:w="0" w:type="auto"/>
+        <w:jc w:val="center"/>
+        <w:tblLayout w:type="fixed"/>
+        <w:tblCellMar>
+          <w:left w:w="0" w:type="dxa"/>
+          <w:right w:w="0" w:type="dxa"/>
+        </w:tblCellMar>
+        <w:tblLook w:val="0000" w:firstRow="0" w:lastRow="0" w:firstColumn="0" w:lastColumn="0" w:noHBand="0" w:noVBand="0"/>
+      </w:tblPr>
+      <w:tblGrid>
+        <w:gridCol w:w="695"/>
+        <w:gridCol w:w="4600"/>
+        <w:gridCol w:w="2693"/>
+        <w:gridCol w:w="2755"/>
+      </w:tblGrid>
       <w:tr>
         <w:trPr>
-          <w:gridAfter w:val="1"/>
-          <w:wAfter w:w="880" w:type="dxa"/>
           <w:jc w:val="center"/>
         </w:trPr>
         <w:tc>
@@ -1838,7 +2325,7 @@
             <w:pPr>
               <w:spacing w:line="290" w:lineRule="atLeast"/>
               <w:rPr>
-                <w:rFonts w:ascii="Times New Roman" w:hAnsi="Times New Roman" w:hint="default"/>
+                <w:rFonts w:hint="default"/>
                 <w:sz w:val="21"/>
               </w:rPr>
             </w:pPr>
@@ -1847,7 +2334,6 @@
         <w:tc>
           <w:tcPr>
             <w:tcW w:w="4600" w:type="dxa"/>
-            <w:gridSpan w:val="2"/>
             <w:tcBorders>
               <w:top w:val="nil"/>
               <w:left w:val="nil"/>
@@ -1866,19 +2352,12 @@
             <w:pPr>
               <w:spacing w:line="290" w:lineRule="atLeast"/>
               <w:rPr>
-                <w:rFonts w:ascii="Times New Roman" w:hAnsi="Times New Roman" w:hint="default"/>
-                <w:sz w:val="21"/>
-              </w:rPr>
-            </w:pPr>
-            <w:r>
-              <w:rPr>
-                <w:rFonts w:ascii="Times New Roman" w:eastAsia="宋体" w:hAnsi="Times New Roman" w:cs="宋体"/>
+                <w:rFonts w:hint="default"/>
                 <w:b/>
                 <w:bCs/>
                 <w:sz w:val="21"/>
               </w:rPr>
-              <w:t>ERP</w:t>
-            </w:r>
+            </w:pPr>
             <w:r>
               <w:rPr>
                 <w:rFonts w:ascii="Times New Roman" w:eastAsia="宋体" w:hAnsi="Times New Roman" w:cs="宋体"/>
@@ -1886,7 +2365,7 @@
                 <w:bCs/>
                 <w:sz w:val="21"/>
               </w:rPr>
-              <w:t>供应链全流程模拟操作</w:t>
+              <w:t>瑞幸咖啡</w:t>
             </w:r>
           </w:p>
         </w:tc>
@@ -1905,7 +2384,7 @@
             <w:pPr>
               <w:spacing w:line="290" w:lineRule="atLeast"/>
               <w:rPr>
-                <w:rFonts w:ascii="Times New Roman" w:eastAsia="等线" w:hAnsi="Times New Roman" w:hint="default"/>
+                <w:rFonts w:hint="default"/>
                 <w:b/>
                 <w:bCs/>
                 <w:sz w:val="21"/>
@@ -1918,7 +2397,7 @@
                 <w:bCs/>
                 <w:sz w:val="21"/>
               </w:rPr>
-              <w:t>课程实验・账套主管</w:t>
+              <w:t>咖啡师（兼职）</w:t>
             </w:r>
           </w:p>
         </w:tc>
@@ -1950,15 +2429,13 @@
                 <w:bCs/>
                 <w:sz w:val="21"/>
               </w:rPr>
-              <w:t>2025.03-2025.07</w:t>
+              <w:t>2023.07 - 2023.09</w:t>
             </w:r>
           </w:p>
         </w:tc>
       </w:tr>
       <w:tr>
         <w:trPr>
-          <w:gridAfter w:val="1"/>
-          <w:wAfter w:w="880" w:type="dxa"/>
           <w:jc w:val="center"/>
         </w:trPr>
         <w:tc>
@@ -1991,7 +2468,7 @@
         <w:tc>
           <w:tcPr>
             <w:tcW w:w="10048" w:type="dxa"/>
-            <w:gridSpan w:val="4"/>
+            <w:gridSpan w:val="3"/>
             <w:tcBorders>
               <w:top w:val="nil"/>
               <w:left w:val="nil"/>
@@ -2010,7 +2487,7 @@
             <w:pPr>
               <w:numPr>
                 <w:ilvl w:val="0"/>
-                <w:numId w:val="9"/>
+                <w:numId w:val="6"/>
               </w:numPr>
               <w:spacing w:line="290" w:lineRule="atLeast"/>
               <w:rPr>
@@ -2023,28 +2500,14 @@
                 <w:rFonts w:ascii="Times New Roman" w:eastAsia="宋体" w:hAnsi="Times New Roman" w:cs="宋体"/>
                 <w:sz w:val="21"/>
               </w:rPr>
-              <w:t>全流程实操：以账套主管角色使用用友</w:t>
-            </w:r>
-            <w:r>
-              <w:rPr>
-                <w:rFonts w:ascii="Times New Roman" w:eastAsia="宋体" w:hAnsi="Times New Roman" w:cs="宋体" w:hint="default"/>
-                <w:sz w:val="21"/>
-              </w:rPr>
-              <w:t>U8+</w:t>
-            </w:r>
-            <w:r>
-              <w:rPr>
-                <w:rFonts w:ascii="Times New Roman" w:eastAsia="宋体" w:hAnsi="Times New Roman" w:cs="宋体"/>
-                <w:sz w:val="21"/>
-              </w:rPr>
-              <w:t>，以模拟箱包贸易企业为对象，独立完成采购订单→到货入库→销售订单→发货出库→库存调拨→盘点→存货核算→收付款凭证全流程操作</w:t>
+              <w:t>库存管理：落实门店原辅料日盘与效期管理流程，每日核对食材有效期并打印失效单据，保持库存账实一致</w:t>
             </w:r>
           </w:p>
           <w:p>
             <w:pPr>
               <w:numPr>
                 <w:ilvl w:val="0"/>
-                <w:numId w:val="9"/>
+                <w:numId w:val="6"/>
               </w:numPr>
               <w:spacing w:line="290" w:lineRule="atLeast"/>
               <w:rPr>
@@ -2057,29 +2520,27 @@
                 <w:rFonts w:ascii="Times New Roman" w:eastAsia="宋体" w:hAnsi="Times New Roman" w:cs="宋体"/>
                 <w:sz w:val="21"/>
               </w:rPr>
-              <w:t>模块联动：掌握采购、销售、库存、存货、财务五大模块间的数据流转与单据联动逻辑，理解</w:t>
-            </w:r>
-            <w:r>
-              <w:rPr>
-                <w:rFonts w:ascii="Times New Roman" w:eastAsia="宋体" w:hAnsi="Times New Roman" w:cs="宋体" w:hint="default"/>
-                <w:sz w:val="21"/>
-              </w:rPr>
-              <w:t>ERP</w:t>
-            </w:r>
-            <w:r>
-              <w:rPr>
-                <w:rFonts w:ascii="Times New Roman" w:eastAsia="宋体" w:hAnsi="Times New Roman" w:cs="宋体"/>
-                <w:sz w:val="21"/>
-              </w:rPr>
-              <w:t>系统中供应链业务从订单到核算的标准化运作机制</w:t>
+              <w:t>需求</w:t>
+            </w:r>
+            <w:r>
+              <w:rPr>
+                <w:rFonts w:ascii="Times New Roman" w:eastAsia="宋体" w:hAnsi="Times New Roman" w:cs="宋体"/>
+                <w:sz w:val="21"/>
+              </w:rPr>
+              <w:t>准备</w:t>
+            </w:r>
+            <w:r>
+              <w:rPr>
+                <w:rFonts w:ascii="Times New Roman" w:eastAsia="宋体" w:hAnsi="Times New Roman" w:cs="宋体"/>
+                <w:sz w:val="21"/>
+              </w:rPr>
+              <w:t>：依据销售消耗规律提醒仓库解冻备货、同步门店补货需求，降低物料损耗与缺货风险</w:t>
             </w:r>
           </w:p>
         </w:tc>
       </w:tr>
       <w:tr>
         <w:trPr>
-          <w:gridAfter w:val="1"/>
-          <w:wAfter w:w="880" w:type="dxa"/>
           <w:jc w:val="center"/>
         </w:trPr>
         <w:tc>
@@ -2103,7 +2564,7 @@
             <w:pPr>
               <w:spacing w:line="290" w:lineRule="atLeast"/>
               <w:rPr>
-                <w:rFonts w:ascii="Times New Roman" w:hAnsi="Times New Roman" w:hint="default"/>
+                <w:rFonts w:hint="default"/>
                 <w:sz w:val="21"/>
               </w:rPr>
             </w:pPr>
@@ -2112,7 +2573,6 @@
         <w:tc>
           <w:tcPr>
             <w:tcW w:w="4600" w:type="dxa"/>
-            <w:gridSpan w:val="2"/>
             <w:tcBorders>
               <w:top w:val="nil"/>
               <w:left w:val="nil"/>
@@ -2131,18 +2591,20 @@
             <w:pPr>
               <w:spacing w:line="290" w:lineRule="atLeast"/>
               <w:rPr>
-                <w:rFonts w:ascii="Times New Roman" w:hAnsi="Times New Roman" w:hint="default"/>
-                <w:sz w:val="21"/>
-              </w:rPr>
-            </w:pPr>
-            <w:r>
-              <w:rPr>
-                <w:rFonts w:ascii="Times New Roman" w:eastAsia="宋体" w:hAnsi="Times New Roman" w:cs="宋体"/>
+                <w:rFonts w:hint="default"/>
                 <w:b/>
                 <w:bCs/>
                 <w:sz w:val="21"/>
               </w:rPr>
-              <w:t>社区团购自提点选址与配送路径优化</w:t>
+            </w:pPr>
+            <w:r>
+              <w:rPr>
+                <w:rFonts w:ascii="Times New Roman" w:eastAsia="宋体" w:hAnsi="Times New Roman" w:cs="宋体"/>
+                <w:b/>
+                <w:bCs/>
+                <w:sz w:val="21"/>
+              </w:rPr>
+              <w:t>山东鱼跃尚成教育有限责任公司</w:t>
             </w:r>
           </w:p>
         </w:tc>
@@ -2161,7 +2623,7 @@
             <w:pPr>
               <w:spacing w:line="290" w:lineRule="atLeast"/>
               <w:rPr>
-                <w:rFonts w:ascii="Times New Roman" w:eastAsia="等线" w:hAnsi="Times New Roman" w:hint="default"/>
+                <w:rFonts w:hint="default"/>
                 <w:b/>
                 <w:bCs/>
                 <w:sz w:val="21"/>
@@ -2174,7 +2636,7 @@
                 <w:bCs/>
                 <w:sz w:val="21"/>
               </w:rPr>
-              <w:t>个人课程项目</w:t>
+              <w:t>项目助理（兼职）</w:t>
             </w:r>
           </w:p>
         </w:tc>
@@ -2206,15 +2668,13 @@
                 <w:bCs/>
                 <w:sz w:val="21"/>
               </w:rPr>
-              <w:t>2026.03-2026.06</w:t>
+              <w:t>2026.04 - 2026.07</w:t>
             </w:r>
           </w:p>
         </w:tc>
       </w:tr>
       <w:tr>
         <w:trPr>
-          <w:gridAfter w:val="1"/>
-          <w:wAfter w:w="880" w:type="dxa"/>
           <w:jc w:val="center"/>
         </w:trPr>
         <w:tc>
@@ -2247,7 +2707,7 @@
         <w:tc>
           <w:tcPr>
             <w:tcW w:w="10048" w:type="dxa"/>
-            <w:gridSpan w:val="4"/>
+            <w:gridSpan w:val="3"/>
             <w:tcBorders>
               <w:top w:val="nil"/>
               <w:left w:val="nil"/>
@@ -2266,7 +2726,7 @@
             <w:pPr>
               <w:numPr>
                 <w:ilvl w:val="0"/>
-                <w:numId w:val="9"/>
+                <w:numId w:val="6"/>
               </w:numPr>
               <w:spacing w:line="290" w:lineRule="atLeast"/>
               <w:rPr>
@@ -2279,13 +2739,55 @@
                 <w:rFonts w:ascii="Times New Roman" w:eastAsia="宋体" w:hAnsi="Times New Roman" w:cs="宋体"/>
                 <w:sz w:val="21"/>
               </w:rPr>
-              <w:t>问题建模：针对老龄化小区自提点布局零散、配送效率低的痛点，将年龄分层服务半径与电梯等待时间纳入选址</w:t>
+              <w:t>材料统筹：统筹</w:t>
             </w:r>
             <w:r>
               <w:rPr>
                 <w:rFonts w:ascii="Times New Roman" w:eastAsia="宋体" w:hAnsi="Times New Roman" w:cs="宋体" w:hint="default"/>
                 <w:sz w:val="21"/>
               </w:rPr>
+              <w:t>200+</w:t>
+            </w:r>
+            <w:r>
+              <w:rPr>
+                <w:rFonts w:ascii="Times New Roman" w:eastAsia="宋体" w:hAnsi="Times New Roman" w:cs="宋体"/>
+                <w:sz w:val="21"/>
+              </w:rPr>
+              <w:t>份申报材料全流程管理，用</w:t>
+            </w:r>
+            <w:r>
+              <w:rPr>
+                <w:rFonts w:ascii="Times New Roman" w:eastAsia="宋体" w:hAnsi="Times New Roman" w:cs="宋体" w:hint="default"/>
+                <w:sz w:val="21"/>
+              </w:rPr>
+              <w:t>Excel</w:t>
+            </w:r>
+            <w:r>
+              <w:rPr>
+                <w:rFonts w:ascii="Times New Roman" w:eastAsia="宋体" w:hAnsi="Times New Roman" w:cs="宋体"/>
+                <w:sz w:val="21"/>
+              </w:rPr>
+              <w:t>搭建分类台账，建立</w:t>
+            </w:r>
+            <w:r>
+              <w:rPr>
+                <w:rFonts w:ascii="Times New Roman" w:eastAsia="宋体" w:hAnsi="Times New Roman" w:cs="宋体"/>
+                <w:sz w:val="21"/>
+              </w:rPr>
+              <w:t>“</w:t>
+            </w:r>
+            <w:r>
+              <w:rPr>
+                <w:rFonts w:ascii="Times New Roman" w:eastAsia="宋体" w:hAnsi="Times New Roman" w:cs="宋体"/>
+                <w:sz w:val="21"/>
+              </w:rPr>
+              <w:t>录入</w:t>
+            </w:r>
+            <w:r>
+              <w:rPr>
+                <w:rFonts w:ascii="Times New Roman" w:eastAsia="宋体" w:hAnsi="Times New Roman" w:cs="宋体" w:hint="default"/>
+                <w:sz w:val="21"/>
+              </w:rPr>
               <w:t>-</w:t>
             </w:r>
             <w:r>
@@ -2293,14 +2795,42 @@
                 <w:rFonts w:ascii="Times New Roman" w:eastAsia="宋体" w:hAnsi="Times New Roman" w:cs="宋体"/>
                 <w:sz w:val="21"/>
               </w:rPr>
-              <w:t>路径优化模型</w:t>
+              <w:t>核对</w:t>
+            </w:r>
+            <w:r>
+              <w:rPr>
+                <w:rFonts w:ascii="Times New Roman" w:eastAsia="宋体" w:hAnsi="Times New Roman" w:cs="宋体" w:hint="default"/>
+                <w:sz w:val="21"/>
+              </w:rPr>
+              <w:t>-</w:t>
+            </w:r>
+            <w:r>
+              <w:rPr>
+                <w:rFonts w:ascii="Times New Roman" w:eastAsia="宋体" w:hAnsi="Times New Roman" w:cs="宋体"/>
+                <w:sz w:val="21"/>
+              </w:rPr>
+              <w:t>提交</w:t>
+            </w:r>
+            <w:r>
+              <w:rPr>
+                <w:rFonts w:ascii="Times New Roman" w:eastAsia="宋体" w:hAnsi="Times New Roman" w:cs="宋体"/>
+                <w:sz w:val="21"/>
+              </w:rPr>
+              <w:t>”</w:t>
+            </w:r>
+            <w:r>
+              <w:rPr>
+                <w:rFonts w:ascii="Times New Roman" w:eastAsia="宋体" w:hAnsi="Times New Roman" w:cs="宋体"/>
+                <w:sz w:val="21"/>
+              </w:rPr>
+              <w:t>三级校验机制，实现零差错提交</w:t>
             </w:r>
           </w:p>
           <w:p>
             <w:pPr>
               <w:numPr>
                 <w:ilvl w:val="0"/>
-                <w:numId w:val="9"/>
+                <w:numId w:val="6"/>
               </w:numPr>
               <w:spacing w:line="290" w:lineRule="atLeast"/>
               <w:rPr>
@@ -2313,520 +2843,12 @@
                 <w:rFonts w:ascii="Times New Roman" w:eastAsia="宋体" w:hAnsi="Times New Roman" w:cs="宋体"/>
                 <w:sz w:val="21"/>
               </w:rPr>
-              <w:t>方案求解：基于</w:t>
-            </w:r>
-            <w:r>
-              <w:rPr>
-                <w:rFonts w:ascii="Times New Roman" w:eastAsia="宋体" w:hAnsi="Times New Roman" w:cs="宋体" w:hint="default"/>
-                <w:sz w:val="21"/>
-              </w:rPr>
-              <w:t>15</w:t>
-            </w:r>
-            <w:r>
-              <w:rPr>
-                <w:rFonts w:ascii="Times New Roman" w:eastAsia="宋体" w:hAnsi="Times New Roman" w:cs="宋体"/>
-                <w:sz w:val="21"/>
-              </w:rPr>
-              <w:t>个候选点位、日均</w:t>
-            </w:r>
-            <w:r>
-              <w:rPr>
-                <w:rFonts w:ascii="Times New Roman" w:eastAsia="宋体" w:hAnsi="Times New Roman" w:cs="宋体" w:hint="default"/>
-                <w:sz w:val="21"/>
-              </w:rPr>
-              <w:t>345</w:t>
-            </w:r>
-            <w:r>
-              <w:rPr>
-                <w:rFonts w:ascii="Times New Roman" w:eastAsia="宋体" w:hAnsi="Times New Roman" w:cs="宋体"/>
-                <w:sz w:val="21"/>
-              </w:rPr>
-              <w:t>单数据，用</w:t>
-            </w:r>
-            <w:r>
-              <w:rPr>
-                <w:rFonts w:ascii="Times New Roman" w:eastAsia="宋体" w:hAnsi="Times New Roman" w:cs="宋体" w:hint="default"/>
-                <w:sz w:val="21"/>
-              </w:rPr>
-              <w:t>Python</w:t>
-            </w:r>
-            <w:r>
-              <w:rPr>
-                <w:rFonts w:ascii="Times New Roman" w:eastAsia="宋体" w:hAnsi="Times New Roman" w:cs="宋体"/>
-                <w:sz w:val="21"/>
-              </w:rPr>
-              <w:t>设计</w:t>
-            </w:r>
-            <w:r>
-              <w:rPr>
-                <w:rFonts w:ascii="Times New Roman" w:eastAsia="宋体" w:hAnsi="Times New Roman" w:cs="宋体"/>
-                <w:sz w:val="21"/>
-              </w:rPr>
-              <w:t>“</w:t>
-            </w:r>
-            <w:r>
-              <w:rPr>
-                <w:rFonts w:ascii="Times New Roman" w:eastAsia="宋体" w:hAnsi="Times New Roman" w:cs="宋体" w:hint="default"/>
-                <w:sz w:val="21"/>
-              </w:rPr>
-              <w:t>2</w:t>
-            </w:r>
-            <w:r>
-              <w:rPr>
-                <w:rFonts w:ascii="Times New Roman" w:eastAsia="宋体" w:hAnsi="Times New Roman" w:cs="宋体"/>
-                <w:sz w:val="21"/>
-              </w:rPr>
-              <w:t>核心点</w:t>
-            </w:r>
-            <w:r>
-              <w:rPr>
-                <w:rFonts w:ascii="Times New Roman" w:eastAsia="宋体" w:hAnsi="Times New Roman" w:cs="宋体" w:hint="default"/>
-                <w:sz w:val="21"/>
-              </w:rPr>
-              <w:t>+4</w:t>
-            </w:r>
-            <w:r>
-              <w:rPr>
-                <w:rFonts w:ascii="Times New Roman" w:eastAsia="宋体" w:hAnsi="Times New Roman" w:cs="宋体"/>
-                <w:sz w:val="21"/>
-              </w:rPr>
-              <w:t>动态临时点</w:t>
-            </w:r>
-            <w:r>
-              <w:rPr>
-                <w:rFonts w:ascii="Times New Roman" w:eastAsia="宋体" w:hAnsi="Times New Roman" w:cs="宋体"/>
-                <w:sz w:val="21"/>
-              </w:rPr>
-              <w:t>”</w:t>
-            </w:r>
-            <w:r>
-              <w:rPr>
-                <w:rFonts w:ascii="Times New Roman" w:eastAsia="宋体" w:hAnsi="Times New Roman" w:cs="宋体"/>
-                <w:sz w:val="21"/>
-              </w:rPr>
-              <w:t>弹性布局方案</w:t>
-            </w:r>
-          </w:p>
-          <w:p>
-            <w:pPr>
-              <w:numPr>
-                <w:ilvl w:val="0"/>
-                <w:numId w:val="9"/>
-              </w:numPr>
-              <w:spacing w:line="290" w:lineRule="atLeast"/>
-              <w:rPr>
-                <w:rFonts w:ascii="Times New Roman" w:eastAsia="宋体" w:hAnsi="Times New Roman" w:cs="宋体" w:hint="default"/>
-                <w:sz w:val="21"/>
-              </w:rPr>
-            </w:pPr>
-            <w:r>
-              <w:rPr>
-                <w:rFonts w:ascii="Times New Roman" w:eastAsia="宋体" w:hAnsi="Times New Roman" w:cs="宋体"/>
-                <w:sz w:val="21"/>
-              </w:rPr>
-              <w:t>成果验证：模型测算总成本降低</w:t>
-            </w:r>
-            <w:r>
-              <w:rPr>
-                <w:rFonts w:ascii="Times New Roman" w:eastAsia="宋体" w:hAnsi="Times New Roman" w:cs="宋体" w:hint="default"/>
-                <w:sz w:val="21"/>
-              </w:rPr>
-              <w:t>18.7%</w:t>
-            </w:r>
-            <w:r>
-              <w:rPr>
-                <w:rFonts w:ascii="Times New Roman" w:eastAsia="宋体" w:hAnsi="Times New Roman" w:cs="宋体"/>
-                <w:sz w:val="21"/>
-              </w:rPr>
-              <w:t>，老年覆盖率</w:t>
-            </w:r>
-            <w:r>
-              <w:rPr>
-                <w:rFonts w:ascii="Times New Roman" w:eastAsia="宋体" w:hAnsi="Times New Roman" w:cs="宋体" w:hint="default"/>
-                <w:sz w:val="21"/>
-              </w:rPr>
-              <w:t>53.4%</w:t>
-            </w:r>
-            <w:r>
-              <w:rPr>
-                <w:rFonts w:ascii="Times New Roman" w:eastAsia="宋体" w:hAnsi="Times New Roman" w:cs="宋体"/>
-                <w:sz w:val="21"/>
-              </w:rPr>
-              <w:t>→</w:t>
-            </w:r>
-            <w:r>
-              <w:rPr>
-                <w:rFonts w:ascii="Times New Roman" w:eastAsia="宋体" w:hAnsi="Times New Roman" w:cs="宋体" w:hint="default"/>
-                <w:sz w:val="21"/>
-              </w:rPr>
-              <w:t>87.3%</w:t>
-            </w:r>
-            <w:r>
-              <w:rPr>
-                <w:rFonts w:ascii="Times New Roman" w:eastAsia="宋体" w:hAnsi="Times New Roman" w:cs="宋体"/>
-                <w:sz w:val="21"/>
-              </w:rPr>
-              <w:t>，配送时长缩短</w:t>
-            </w:r>
-            <w:r>
-              <w:rPr>
-                <w:rFonts w:ascii="Times New Roman" w:eastAsia="宋体" w:hAnsi="Times New Roman" w:cs="宋体" w:hint="default"/>
-                <w:sz w:val="21"/>
-              </w:rPr>
-              <w:t>22.3%</w:t>
-            </w:r>
-            <w:r>
-              <w:rPr>
-                <w:rFonts w:ascii="Times New Roman" w:eastAsia="宋体" w:hAnsi="Times New Roman" w:cs="宋体"/>
-                <w:sz w:val="21"/>
-              </w:rPr>
-              <w:t>，可响应周末</w:t>
-            </w:r>
-            <w:r>
-              <w:rPr>
-                <w:rFonts w:ascii="Times New Roman" w:eastAsia="宋体" w:hAnsi="Times New Roman" w:cs="宋体" w:hint="default"/>
-                <w:sz w:val="21"/>
-              </w:rPr>
-              <w:t>29.9%</w:t>
-            </w:r>
-            <w:r>
-              <w:rPr>
-                <w:rFonts w:ascii="Times New Roman" w:eastAsia="宋体" w:hAnsi="Times New Roman" w:cs="宋体"/>
-                <w:sz w:val="21"/>
-              </w:rPr>
-              <w:t>、促销日</w:t>
-            </w:r>
-            <w:r>
-              <w:rPr>
-                <w:rFonts w:ascii="Times New Roman" w:eastAsia="宋体" w:hAnsi="Times New Roman" w:cs="宋体" w:hint="default"/>
-                <w:sz w:val="21"/>
-              </w:rPr>
-              <w:t>50.7%</w:t>
-            </w:r>
-            <w:r>
-              <w:rPr>
-                <w:rFonts w:ascii="Times New Roman" w:eastAsia="宋体" w:hAnsi="Times New Roman" w:cs="宋体"/>
-                <w:sz w:val="21"/>
-              </w:rPr>
-              <w:t>的需求波动</w:t>
-            </w:r>
-          </w:p>
-        </w:tc>
-      </w:tr>
-      <w:tr>
-        <w:trPr>
-          <w:gridAfter w:val="1"/>
-          <w:wAfter w:w="880" w:type="dxa"/>
-          <w:jc w:val="center"/>
-        </w:trPr>
-        <w:tc>
-          <w:tcPr>
-            <w:tcW w:w="695" w:type="dxa"/>
-            <w:tcBorders>
-              <w:top w:val="nil"/>
-              <w:left w:val="nil"/>
-              <w:bottom w:val="nil"/>
-              <w:right w:val="nil"/>
-            </w:tcBorders>
-            <w:tcMar>
-              <w:top w:w="0" w:type="dxa"/>
-              <w:left w:w="113" w:type="dxa"/>
-              <w:bottom w:w="0" w:type="dxa"/>
-              <w:right w:w="85" w:type="dxa"/>
-            </w:tcMar>
-            <w:vAlign w:val="center"/>
-          </w:tcPr>
-          <w:p>
-            <w:pPr>
-              <w:spacing w:line="290" w:lineRule="atLeast"/>
-              <w:rPr>
-                <w:rFonts w:ascii="Times New Roman" w:hAnsi="Times New Roman" w:hint="default"/>
-                <w:sz w:val="21"/>
-              </w:rPr>
-            </w:pPr>
-          </w:p>
-        </w:tc>
-        <w:tc>
-          <w:tcPr>
-            <w:tcW w:w="4600" w:type="dxa"/>
-            <w:gridSpan w:val="2"/>
-            <w:tcBorders>
-              <w:top w:val="nil"/>
-              <w:left w:val="nil"/>
-              <w:bottom w:val="nil"/>
-              <w:right w:val="nil"/>
-            </w:tcBorders>
-            <w:tcMar>
-              <w:top w:w="0" w:type="dxa"/>
-              <w:left w:w="85" w:type="dxa"/>
-              <w:bottom w:w="0" w:type="dxa"/>
-              <w:right w:w="85" w:type="dxa"/>
-            </w:tcMar>
-            <w:vAlign w:val="center"/>
-          </w:tcPr>
-          <w:p>
-            <w:pPr>
-              <w:spacing w:line="290" w:lineRule="atLeast"/>
-              <w:rPr>
-                <w:rFonts w:ascii="Times New Roman" w:hAnsi="Times New Roman" w:hint="default"/>
-                <w:sz w:val="21"/>
-              </w:rPr>
-            </w:pPr>
-            <w:r>
-              <w:rPr>
-                <w:rFonts w:ascii="Times New Roman" w:eastAsia="宋体" w:hAnsi="Times New Roman" w:cs="宋体"/>
-                <w:b/>
-                <w:bCs/>
-                <w:sz w:val="21"/>
-              </w:rPr>
-              <w:t>银行营销客户分层与转化分析</w:t>
-            </w:r>
-          </w:p>
-        </w:tc>
-        <w:tc>
-          <w:tcPr>
-            <w:tcW w:w="2693" w:type="dxa"/>
-            <w:tcBorders>
-              <w:top w:val="nil"/>
-              <w:left w:val="nil"/>
-              <w:bottom w:val="nil"/>
-              <w:right w:val="nil"/>
-            </w:tcBorders>
-            <w:vAlign w:val="center"/>
-          </w:tcPr>
-          <w:p>
-            <w:pPr>
-              <w:spacing w:line="290" w:lineRule="atLeast"/>
-              <w:rPr>
-                <w:rFonts w:ascii="Times New Roman" w:eastAsia="等线" w:hAnsi="Times New Roman" w:hint="default"/>
-                <w:b/>
-                <w:bCs/>
-                <w:sz w:val="21"/>
-              </w:rPr>
-            </w:pPr>
-            <w:r>
-              <w:rPr>
-                <w:rFonts w:ascii="Times New Roman" w:eastAsia="宋体" w:hAnsi="Times New Roman" w:cs="宋体"/>
-                <w:b/>
-                <w:bCs/>
-                <w:sz w:val="21"/>
-              </w:rPr>
-              <w:t>个人课程项目</w:t>
-            </w:r>
-          </w:p>
-        </w:tc>
-        <w:tc>
-          <w:tcPr>
-            <w:tcW w:w="2755" w:type="dxa"/>
-            <w:tcBorders>
-              <w:top w:val="nil"/>
-              <w:left w:val="nil"/>
-              <w:bottom w:val="nil"/>
-              <w:right w:val="nil"/>
-            </w:tcBorders>
-            <w:vAlign w:val="center"/>
-          </w:tcPr>
-          <w:p>
-            <w:pPr>
-              <w:spacing w:line="290" w:lineRule="atLeast"/>
-              <w:rPr>
-                <w:rFonts w:ascii="Times New Roman" w:eastAsia="等线" w:hAnsi="Times New Roman" w:hint="default"/>
-                <w:b/>
-                <w:bCs/>
-                <w:sz w:val="21"/>
-              </w:rPr>
-            </w:pPr>
-            <w:r>
-              <w:rPr>
-                <w:rFonts w:ascii="Times New Roman" w:eastAsia="宋体" w:hAnsi="Times New Roman" w:cs="宋体"/>
-                <w:b/>
-                <w:bCs/>
-                <w:sz w:val="21"/>
-              </w:rPr>
-              <w:t>2026.04</w:t>
-            </w:r>
-            <w:r>
-              <w:rPr>
-                <w:rFonts w:ascii="Times New Roman" w:eastAsia="宋体" w:hAnsi="Times New Roman" w:cs="宋体"/>
-                <w:b/>
-                <w:bCs/>
-                <w:sz w:val="21"/>
-              </w:rPr>
-              <w:t>—</w:t>
-            </w:r>
-            <w:r>
-              <w:rPr>
-                <w:rFonts w:ascii="Times New Roman" w:eastAsia="宋体" w:hAnsi="Times New Roman" w:cs="宋体"/>
-                <w:b/>
-                <w:bCs/>
-                <w:sz w:val="21"/>
-              </w:rPr>
-              <w:t>2026.06</w:t>
-            </w:r>
-          </w:p>
-        </w:tc>
-      </w:tr>
-      <w:tr>
-        <w:trPr>
-          <w:gridAfter w:val="1"/>
-          <w:wAfter w:w="880" w:type="dxa"/>
-          <w:jc w:val="center"/>
-        </w:trPr>
-        <w:tc>
-          <w:tcPr>
-            <w:tcW w:w="695" w:type="dxa"/>
-            <w:tcBorders>
-              <w:top w:val="nil"/>
-              <w:left w:val="nil"/>
-              <w:bottom w:val="nil"/>
-              <w:right w:val="nil"/>
-            </w:tcBorders>
-            <w:tcMar>
-              <w:top w:w="0" w:type="dxa"/>
-              <w:left w:w="113" w:type="dxa"/>
-              <w:bottom w:w="0" w:type="dxa"/>
-              <w:right w:w="85" w:type="dxa"/>
-            </w:tcMar>
-            <w:vAlign w:val="center"/>
-          </w:tcPr>
-          <w:p>
-            <w:pPr>
-              <w:spacing w:line="290" w:lineRule="atLeast"/>
-              <w:rPr>
-                <w:rFonts w:ascii="Times New Roman" w:hAnsi="Times New Roman" w:hint="default"/>
-                <w:sz w:val="21"/>
-              </w:rPr>
-            </w:pPr>
-          </w:p>
-        </w:tc>
-        <w:tc>
-          <w:tcPr>
-            <w:tcW w:w="10048" w:type="dxa"/>
-            <w:gridSpan w:val="4"/>
-            <w:tcBorders>
-              <w:top w:val="nil"/>
-              <w:left w:val="nil"/>
-              <w:bottom w:val="nil"/>
-              <w:right w:val="nil"/>
-            </w:tcBorders>
-            <w:tcMar>
-              <w:top w:w="0" w:type="dxa"/>
-              <w:left w:w="85" w:type="dxa"/>
-              <w:bottom w:w="0" w:type="dxa"/>
-              <w:right w:w="85" w:type="dxa"/>
-            </w:tcMar>
-            <w:vAlign w:val="center"/>
-          </w:tcPr>
-          <w:p>
-            <w:pPr>
-              <w:numPr>
-                <w:ilvl w:val="0"/>
-                <w:numId w:val="9"/>
-              </w:numPr>
-              <w:spacing w:line="290" w:lineRule="atLeast"/>
-              <w:rPr>
-                <w:rFonts w:ascii="Times New Roman" w:eastAsia="宋体" w:hAnsi="Times New Roman" w:cs="宋体" w:hint="default"/>
-                <w:sz w:val="21"/>
-              </w:rPr>
-            </w:pPr>
-            <w:r>
-              <w:rPr>
-                <w:rFonts w:ascii="Times New Roman" w:eastAsia="宋体" w:hAnsi="Times New Roman" w:cs="宋体"/>
-                <w:sz w:val="21"/>
-              </w:rPr>
-              <w:t>数据清洗：基于</w:t>
-            </w:r>
-            <w:r>
-              <w:rPr>
-                <w:rFonts w:ascii="Times New Roman" w:eastAsia="宋体" w:hAnsi="Times New Roman" w:cs="宋体" w:hint="default"/>
-                <w:sz w:val="21"/>
-              </w:rPr>
-              <w:t>45211</w:t>
-            </w:r>
-            <w:r>
-              <w:rPr>
-                <w:rFonts w:ascii="Times New Roman" w:eastAsia="宋体" w:hAnsi="Times New Roman" w:cs="宋体"/>
-                <w:sz w:val="21"/>
-              </w:rPr>
-              <w:t>条葡萄牙银行真实营销数据，用</w:t>
-            </w:r>
-            <w:r>
-              <w:rPr>
-                <w:rFonts w:ascii="Times New Roman" w:eastAsia="宋体" w:hAnsi="Times New Roman" w:cs="宋体" w:hint="default"/>
-                <w:sz w:val="21"/>
-              </w:rPr>
-              <w:t>R</w:t>
-            </w:r>
-            <w:r>
-              <w:rPr>
-                <w:rFonts w:ascii="Times New Roman" w:eastAsia="宋体" w:hAnsi="Times New Roman" w:cs="宋体"/>
-                <w:sz w:val="21"/>
-              </w:rPr>
-              <w:t>完成缺失值与异常值清洗，对年龄、职业、营销频次等字段做多维度分层统计</w:t>
-            </w:r>
-          </w:p>
-          <w:p>
-            <w:pPr>
-              <w:numPr>
-                <w:ilvl w:val="0"/>
-                <w:numId w:val="9"/>
-              </w:numPr>
-              <w:spacing w:line="290" w:lineRule="atLeast"/>
-              <w:rPr>
-                <w:rFonts w:ascii="Times New Roman" w:eastAsia="宋体" w:hAnsi="Times New Roman" w:cs="宋体" w:hint="default"/>
-                <w:sz w:val="21"/>
-              </w:rPr>
-            </w:pPr>
-            <w:r>
-              <w:rPr>
-                <w:rFonts w:ascii="Times New Roman" w:eastAsia="宋体" w:hAnsi="Times New Roman" w:cs="宋体"/>
-                <w:sz w:val="21"/>
-              </w:rPr>
-              <w:t>可视化分析：独立绘制帕累托图、相关性热力图、订阅转化率瀑布图，识别高价值客群特征与营销流失关键环节</w:t>
-            </w:r>
-          </w:p>
-          <w:p>
-            <w:pPr>
-              <w:numPr>
-                <w:ilvl w:val="0"/>
-                <w:numId w:val="9"/>
-              </w:numPr>
-              <w:spacing w:line="290" w:lineRule="atLeast"/>
-              <w:rPr>
-                <w:rFonts w:ascii="Times New Roman" w:eastAsia="宋体" w:hAnsi="Times New Roman" w:cs="宋体" w:hint="default"/>
-                <w:sz w:val="21"/>
-              </w:rPr>
-            </w:pPr>
-            <w:r>
-              <w:rPr>
-                <w:rFonts w:ascii="Times New Roman" w:eastAsia="宋体" w:hAnsi="Times New Roman" w:cs="宋体"/>
-                <w:sz w:val="21"/>
-              </w:rPr>
-              <w:t>洞察输出：为客户分群与营销资源分配提供数据支撑，独立交付完整分析报告</w:t>
+              <w:t>流程优化：梳理并标准化资料审核与报批流程，与各方同步进度，按月汇总数据形成工作小结，提升整体执行效率</w:t>
             </w:r>
           </w:p>
         </w:tc>
       </w:tr>
     </w:tbl>
-    <w:p>
-      <w:pPr>
-        <w:spacing w:line="290" w:lineRule="atLeast"/>
-        <w:rPr>
-          <w:rFonts w:hint="default"/>
-          <w:vanish/>
-        </w:rPr>
-      </w:pPr>
-    </w:p>
-    <w:p>
-      <w:pPr>
-        <w:spacing w:line="290" w:lineRule="atLeast"/>
-        <w:rPr>
-          <w:rFonts w:hint="default"/>
-          <w:vanish/>
-          <w:sz w:val="21"/>
-        </w:rPr>
-      </w:pPr>
-    </w:p>
     <w:p>
       <w:pPr>
         <w:spacing w:line="290" w:lineRule="atLeast"/>
